--- a/new/A CST Multi.docx
+++ b/new/A CST Multi.docx
@@ -116,7 +116,61 @@
           <w:kern w:val="0"/>
           <w14:ligatures w14:val="none"/>
         </w:rPr>
-        <w:t>The strongest evidence supports that the roots of practical trial-and-error intelligence may begin around 3.3 million years ago with the earliest large stone tools at Lomekwi, Kenya. Clearer repeated meat and marrow access becomes stronger around 2.6 million years ago with Oldowan tools and butchered bones from Gona, Ethiopia. The strongest acceleration in brain size appears between approximately 2.6 and 1.8 million years ago, leading into early Homo and Homo erectus. This does not prove that consciousness first appeared then. Rather, it supports a major evolutionary phase in which common sense, memory, planning, tool logic, migration intelligence, and adaptive cognition became biologically stronger.</w:t>
+        <w:t xml:space="preserve">The strongest evidence supports that the roots of practical trial-and-error intelligence may begin around 3.3 million years ago with the earliest large stone tools at </w:t>
+      </w:r>
+      <w:proofErr w:type="spellStart"/>
+      <w:r>
+        <w:rPr>
+          <w:rFonts w:ascii="Times New Roman" w:eastAsia="Times New Roman" w:hAnsi="Times New Roman" w:cs="Times New Roman"/>
+          <w:kern w:val="0"/>
+          <w14:ligatures w14:val="none"/>
+        </w:rPr>
+        <w:t>Lomekwi</w:t>
+      </w:r>
+      <w:proofErr w:type="spellEnd"/>
+      <w:r>
+        <w:rPr>
+          <w:rFonts w:ascii="Times New Roman" w:eastAsia="Times New Roman" w:hAnsi="Times New Roman" w:cs="Times New Roman"/>
+          <w:kern w:val="0"/>
+          <w14:ligatures w14:val="none"/>
+        </w:rPr>
+        <w:t xml:space="preserve">, Kenya. Clearer repeated meat and marrow access becomes stronger around 2.6 million years ago with </w:t>
+      </w:r>
+      <w:proofErr w:type="spellStart"/>
+      <w:r>
+        <w:rPr>
+          <w:rFonts w:ascii="Times New Roman" w:eastAsia="Times New Roman" w:hAnsi="Times New Roman" w:cs="Times New Roman"/>
+          <w:kern w:val="0"/>
+          <w14:ligatures w14:val="none"/>
+        </w:rPr>
+        <w:t>Oldowan</w:t>
+      </w:r>
+      <w:proofErr w:type="spellEnd"/>
+      <w:r>
+        <w:rPr>
+          <w:rFonts w:ascii="Times New Roman" w:eastAsia="Times New Roman" w:hAnsi="Times New Roman" w:cs="Times New Roman"/>
+          <w:kern w:val="0"/>
+          <w14:ligatures w14:val="none"/>
+        </w:rPr>
+        <w:t xml:space="preserve"> tools and butchered bones from Gona, Ethiopia. The strongest acceleration in brain size </w:t>
+      </w:r>
+      <w:proofErr w:type="gramStart"/>
+      <w:r>
+        <w:rPr>
+          <w:rFonts w:ascii="Times New Roman" w:eastAsia="Times New Roman" w:hAnsi="Times New Roman" w:cs="Times New Roman"/>
+          <w:kern w:val="0"/>
+          <w14:ligatures w14:val="none"/>
+        </w:rPr>
+        <w:t>appears</w:t>
+      </w:r>
+      <w:proofErr w:type="gramEnd"/>
+      <w:r>
+        <w:rPr>
+          <w:rFonts w:ascii="Times New Roman" w:eastAsia="Times New Roman" w:hAnsi="Times New Roman" w:cs="Times New Roman"/>
+          <w:kern w:val="0"/>
+          <w14:ligatures w14:val="none"/>
+        </w:rPr>
+        <w:t xml:space="preserve"> between approximately 2.6 and 1.8 million years ago, leading into early Homo and Homo erectus. This does not prove that consciousness first appeared then. Rather, it supports a major evolutionary phase in which common sense, memory, planning, tool logic, migration intelligence, and adaptive cognition became biologically stronger.</w:t>
       </w:r>
     </w:p>
     <w:p>
@@ -153,7 +207,7 @@
           <w14:ligatures w14:val="none"/>
         </w:rPr>
         <w:pict w14:anchorId="49D430CE">
-          <v:rect id="_x0000_i1064" style="width:0;height:1.5pt" o:hralign="center" o:hrstd="t" o:hr="t" fillcolor="#a0a0a0" stroked="f"/>
+          <v:rect id="_x0000_i1025" style="width:0;height:1.5pt" o:hralign="center" o:hrstd="t" o:hr="t" fillcolor="#a0a0a0" stroked="f"/>
         </w:pict>
       </w:r>
     </w:p>
@@ -453,7 +507,7 @@
           <w14:ligatures w14:val="none"/>
         </w:rPr>
         <w:pict w14:anchorId="6C613795">
-          <v:rect id="_x0000_i1065" style="width:0;height:1.5pt" o:hralign="center" o:hrstd="t" o:hr="t" fillcolor="#a0a0a0" stroked="f"/>
+          <v:rect id="_x0000_i1026" style="width:0;height:1.5pt" o:hralign="center" o:hrstd="t" o:hr="t" fillcolor="#a0a0a0" stroked="f"/>
         </w:pict>
       </w:r>
     </w:p>
@@ -511,14 +565,106 @@
           <w14:ligatures w14:val="none"/>
         </w:rPr>
       </w:pPr>
-      <w:r>
-        <w:rPr>
-          <w:rFonts w:ascii="Times New Roman" w:eastAsia="Times New Roman" w:hAnsi="Times New Roman" w:cs="Times New Roman"/>
-          <w:kern w:val="0"/>
-          <w14:ligatures w14:val="none"/>
-        </w:rPr>
-        <w:t>T_atomic → T_climate → T_tooth → T_diet → T_brain → T_tool_intelligence</w:t>
-      </w:r>
+      <w:proofErr w:type="spellStart"/>
+      <w:r>
+        <w:rPr>
+          <w:rFonts w:ascii="Times New Roman" w:eastAsia="Times New Roman" w:hAnsi="Times New Roman" w:cs="Times New Roman"/>
+          <w:kern w:val="0"/>
+          <w14:ligatures w14:val="none"/>
+        </w:rPr>
+        <w:t>T_atomic</w:t>
+      </w:r>
+      <w:proofErr w:type="spellEnd"/>
+      <w:r>
+        <w:rPr>
+          <w:rFonts w:ascii="Times New Roman" w:eastAsia="Times New Roman" w:hAnsi="Times New Roman" w:cs="Times New Roman"/>
+          <w:kern w:val="0"/>
+          <w14:ligatures w14:val="none"/>
+        </w:rPr>
+        <w:t xml:space="preserve"> → </w:t>
+      </w:r>
+      <w:proofErr w:type="spellStart"/>
+      <w:r>
+        <w:rPr>
+          <w:rFonts w:ascii="Times New Roman" w:eastAsia="Times New Roman" w:hAnsi="Times New Roman" w:cs="Times New Roman"/>
+          <w:kern w:val="0"/>
+          <w14:ligatures w14:val="none"/>
+        </w:rPr>
+        <w:t>T_climate</w:t>
+      </w:r>
+      <w:proofErr w:type="spellEnd"/>
+      <w:r>
+        <w:rPr>
+          <w:rFonts w:ascii="Times New Roman" w:eastAsia="Times New Roman" w:hAnsi="Times New Roman" w:cs="Times New Roman"/>
+          <w:kern w:val="0"/>
+          <w14:ligatures w14:val="none"/>
+        </w:rPr>
+        <w:t xml:space="preserve"> → </w:t>
+      </w:r>
+      <w:proofErr w:type="spellStart"/>
+      <w:r>
+        <w:rPr>
+          <w:rFonts w:ascii="Times New Roman" w:eastAsia="Times New Roman" w:hAnsi="Times New Roman" w:cs="Times New Roman"/>
+          <w:kern w:val="0"/>
+          <w14:ligatures w14:val="none"/>
+        </w:rPr>
+        <w:t>T_tooth</w:t>
+      </w:r>
+      <w:proofErr w:type="spellEnd"/>
+      <w:r>
+        <w:rPr>
+          <w:rFonts w:ascii="Times New Roman" w:eastAsia="Times New Roman" w:hAnsi="Times New Roman" w:cs="Times New Roman"/>
+          <w:kern w:val="0"/>
+          <w14:ligatures w14:val="none"/>
+        </w:rPr>
+        <w:t xml:space="preserve"> → </w:t>
+      </w:r>
+      <w:proofErr w:type="spellStart"/>
+      <w:r>
+        <w:rPr>
+          <w:rFonts w:ascii="Times New Roman" w:eastAsia="Times New Roman" w:hAnsi="Times New Roman" w:cs="Times New Roman"/>
+          <w:kern w:val="0"/>
+          <w14:ligatures w14:val="none"/>
+        </w:rPr>
+        <w:t>T_diet</w:t>
+      </w:r>
+      <w:proofErr w:type="spellEnd"/>
+      <w:r>
+        <w:rPr>
+          <w:rFonts w:ascii="Times New Roman" w:eastAsia="Times New Roman" w:hAnsi="Times New Roman" w:cs="Times New Roman"/>
+          <w:kern w:val="0"/>
+          <w14:ligatures w14:val="none"/>
+        </w:rPr>
+        <w:t xml:space="preserve"> → </w:t>
+      </w:r>
+      <w:proofErr w:type="spellStart"/>
+      <w:r>
+        <w:rPr>
+          <w:rFonts w:ascii="Times New Roman" w:eastAsia="Times New Roman" w:hAnsi="Times New Roman" w:cs="Times New Roman"/>
+          <w:kern w:val="0"/>
+          <w14:ligatures w14:val="none"/>
+        </w:rPr>
+        <w:t>T_brain</w:t>
+      </w:r>
+      <w:proofErr w:type="spellEnd"/>
+      <w:r>
+        <w:rPr>
+          <w:rFonts w:ascii="Times New Roman" w:eastAsia="Times New Roman" w:hAnsi="Times New Roman" w:cs="Times New Roman"/>
+          <w:kern w:val="0"/>
+          <w14:ligatures w14:val="none"/>
+        </w:rPr>
+        <w:t xml:space="preserve"> → </w:t>
+      </w:r>
+      <w:proofErr w:type="spellStart"/>
+      <w:r>
+        <w:rPr>
+          <w:rFonts w:ascii="Times New Roman" w:eastAsia="Times New Roman" w:hAnsi="Times New Roman" w:cs="Times New Roman"/>
+          <w:kern w:val="0"/>
+          <w14:ligatures w14:val="none"/>
+        </w:rPr>
+        <w:t>T_tool_intelligence</w:t>
+      </w:r>
+      <w:proofErr w:type="spellEnd"/>
     </w:p>
     <w:p>
       <w:pPr>
@@ -547,103 +693,163 @@
           <w14:ligatures w14:val="none"/>
         </w:rPr>
       </w:pPr>
-      <w:r>
-        <w:rPr>
-          <w:rFonts w:ascii="Times New Roman" w:eastAsia="Times New Roman" w:hAnsi="Times New Roman" w:cs="Times New Roman"/>
-          <w:kern w:val="0"/>
-          <w14:ligatures w14:val="none"/>
-        </w:rPr>
-        <w:t>T_atomic = absolute fossil dating reference</w:t>
-      </w:r>
-    </w:p>
-    <w:p>
-      <w:pPr>
-        <w:spacing w:before="100" w:beforeAutospacing="1" w:after="100" w:afterAutospacing="1" w:line="240" w:lineRule="auto"/>
-        <w:rPr>
-          <w:rFonts w:ascii="Times New Roman" w:eastAsia="Times New Roman" w:hAnsi="Times New Roman" w:cs="Times New Roman"/>
-          <w:kern w:val="0"/>
-          <w14:ligatures w14:val="none"/>
-        </w:rPr>
-      </w:pPr>
-      <w:r>
-        <w:rPr>
-          <w:rFonts w:ascii="Times New Roman" w:eastAsia="Times New Roman" w:hAnsi="Times New Roman" w:cs="Times New Roman"/>
-          <w:kern w:val="0"/>
-          <w14:ligatures w14:val="none"/>
-        </w:rPr>
-        <w:t>T_climate = Earth rotation, orbital forcing, temperature stress, drought, ecological pressure</w:t>
-      </w:r>
-    </w:p>
-    <w:p>
-      <w:pPr>
-        <w:spacing w:before="100" w:beforeAutospacing="1" w:after="100" w:afterAutospacing="1" w:line="240" w:lineRule="auto"/>
-        <w:rPr>
-          <w:rFonts w:ascii="Times New Roman" w:eastAsia="Times New Roman" w:hAnsi="Times New Roman" w:cs="Times New Roman"/>
-          <w:kern w:val="0"/>
-          <w14:ligatures w14:val="none"/>
-        </w:rPr>
-      </w:pPr>
-      <w:r>
-        <w:rPr>
-          <w:rFonts w:ascii="Times New Roman" w:eastAsia="Times New Roman" w:hAnsi="Times New Roman" w:cs="Times New Roman"/>
-          <w:kern w:val="0"/>
-          <w14:ligatures w14:val="none"/>
-        </w:rPr>
-        <w:t>T_tooth = enamel growth lines, jaw change, dietary isotope evidence</w:t>
-      </w:r>
-    </w:p>
-    <w:p>
-      <w:pPr>
-        <w:spacing w:before="100" w:beforeAutospacing="1" w:after="100" w:afterAutospacing="1" w:line="240" w:lineRule="auto"/>
-        <w:rPr>
-          <w:rFonts w:ascii="Times New Roman" w:eastAsia="Times New Roman" w:hAnsi="Times New Roman" w:cs="Times New Roman"/>
-          <w:kern w:val="0"/>
-          <w14:ligatures w14:val="none"/>
-        </w:rPr>
-      </w:pPr>
-      <w:r>
-        <w:rPr>
-          <w:rFonts w:ascii="Times New Roman" w:eastAsia="Times New Roman" w:hAnsi="Times New Roman" w:cs="Times New Roman"/>
-          <w:kern w:val="0"/>
-          <w14:ligatures w14:val="none"/>
-        </w:rPr>
-        <w:t>T_diet = plant-dominant survival to repeated meat and marrow access</w:t>
-      </w:r>
-    </w:p>
-    <w:p>
-      <w:pPr>
-        <w:spacing w:before="100" w:beforeAutospacing="1" w:after="100" w:afterAutospacing="1" w:line="240" w:lineRule="auto"/>
-        <w:rPr>
-          <w:rFonts w:ascii="Times New Roman" w:eastAsia="Times New Roman" w:hAnsi="Times New Roman" w:cs="Times New Roman"/>
-          <w:kern w:val="0"/>
-          <w14:ligatures w14:val="none"/>
-        </w:rPr>
-      </w:pPr>
-      <w:r>
-        <w:rPr>
-          <w:rFonts w:ascii="Times New Roman" w:eastAsia="Times New Roman" w:hAnsi="Times New Roman" w:cs="Times New Roman"/>
-          <w:kern w:val="0"/>
-          <w14:ligatures w14:val="none"/>
-        </w:rPr>
-        <w:t>T_brain = cranial capacity growth and neural complexity</w:t>
-      </w:r>
-    </w:p>
-    <w:p>
-      <w:pPr>
-        <w:spacing w:before="100" w:beforeAutospacing="1" w:after="100" w:afterAutospacing="1" w:line="240" w:lineRule="auto"/>
-        <w:rPr>
-          <w:rFonts w:ascii="Times New Roman" w:eastAsia="Times New Roman" w:hAnsi="Times New Roman" w:cs="Times New Roman"/>
-          <w:kern w:val="0"/>
-          <w14:ligatures w14:val="none"/>
-        </w:rPr>
-      </w:pPr>
-      <w:r>
-        <w:rPr>
-          <w:rFonts w:ascii="Times New Roman" w:eastAsia="Times New Roman" w:hAnsi="Times New Roman" w:cs="Times New Roman"/>
-          <w:kern w:val="0"/>
-          <w14:ligatures w14:val="none"/>
-        </w:rPr>
-        <w:t>T_tool_intelligence = trial-and-error learning and practical cognition</w:t>
+      <w:proofErr w:type="spellStart"/>
+      <w:r>
+        <w:rPr>
+          <w:rFonts w:ascii="Times New Roman" w:eastAsia="Times New Roman" w:hAnsi="Times New Roman" w:cs="Times New Roman"/>
+          <w:kern w:val="0"/>
+          <w14:ligatures w14:val="none"/>
+        </w:rPr>
+        <w:t>T_atomic</w:t>
+      </w:r>
+      <w:proofErr w:type="spellEnd"/>
+      <w:r>
+        <w:rPr>
+          <w:rFonts w:ascii="Times New Roman" w:eastAsia="Times New Roman" w:hAnsi="Times New Roman" w:cs="Times New Roman"/>
+          <w:kern w:val="0"/>
+          <w14:ligatures w14:val="none"/>
+        </w:rPr>
+        <w:t xml:space="preserve"> = absolute fossil dating reference</w:t>
+      </w:r>
+    </w:p>
+    <w:p>
+      <w:pPr>
+        <w:spacing w:before="100" w:beforeAutospacing="1" w:after="100" w:afterAutospacing="1" w:line="240" w:lineRule="auto"/>
+        <w:rPr>
+          <w:rFonts w:ascii="Times New Roman" w:eastAsia="Times New Roman" w:hAnsi="Times New Roman" w:cs="Times New Roman"/>
+          <w:kern w:val="0"/>
+          <w14:ligatures w14:val="none"/>
+        </w:rPr>
+      </w:pPr>
+      <w:proofErr w:type="spellStart"/>
+      <w:r>
+        <w:rPr>
+          <w:rFonts w:ascii="Times New Roman" w:eastAsia="Times New Roman" w:hAnsi="Times New Roman" w:cs="Times New Roman"/>
+          <w:kern w:val="0"/>
+          <w14:ligatures w14:val="none"/>
+        </w:rPr>
+        <w:t>T_climate</w:t>
+      </w:r>
+      <w:proofErr w:type="spellEnd"/>
+      <w:r>
+        <w:rPr>
+          <w:rFonts w:ascii="Times New Roman" w:eastAsia="Times New Roman" w:hAnsi="Times New Roman" w:cs="Times New Roman"/>
+          <w:kern w:val="0"/>
+          <w14:ligatures w14:val="none"/>
+        </w:rPr>
+        <w:t xml:space="preserve"> = Earth rotation, orbital forcing, temperature stress, drought, ecological pressure</w:t>
+      </w:r>
+    </w:p>
+    <w:p>
+      <w:pPr>
+        <w:spacing w:before="100" w:beforeAutospacing="1" w:after="100" w:afterAutospacing="1" w:line="240" w:lineRule="auto"/>
+        <w:rPr>
+          <w:rFonts w:ascii="Times New Roman" w:eastAsia="Times New Roman" w:hAnsi="Times New Roman" w:cs="Times New Roman"/>
+          <w:kern w:val="0"/>
+          <w14:ligatures w14:val="none"/>
+        </w:rPr>
+      </w:pPr>
+      <w:proofErr w:type="spellStart"/>
+      <w:r>
+        <w:rPr>
+          <w:rFonts w:ascii="Times New Roman" w:eastAsia="Times New Roman" w:hAnsi="Times New Roman" w:cs="Times New Roman"/>
+          <w:kern w:val="0"/>
+          <w14:ligatures w14:val="none"/>
+        </w:rPr>
+        <w:t>T_tooth</w:t>
+      </w:r>
+      <w:proofErr w:type="spellEnd"/>
+      <w:r>
+        <w:rPr>
+          <w:rFonts w:ascii="Times New Roman" w:eastAsia="Times New Roman" w:hAnsi="Times New Roman" w:cs="Times New Roman"/>
+          <w:kern w:val="0"/>
+          <w14:ligatures w14:val="none"/>
+        </w:rPr>
+        <w:t xml:space="preserve"> = enamel growth lines, jaw change, dietary isotope evidence</w:t>
+      </w:r>
+    </w:p>
+    <w:p>
+      <w:pPr>
+        <w:spacing w:before="100" w:beforeAutospacing="1" w:after="100" w:afterAutospacing="1" w:line="240" w:lineRule="auto"/>
+        <w:rPr>
+          <w:rFonts w:ascii="Times New Roman" w:eastAsia="Times New Roman" w:hAnsi="Times New Roman" w:cs="Times New Roman"/>
+          <w:kern w:val="0"/>
+          <w14:ligatures w14:val="none"/>
+        </w:rPr>
+      </w:pPr>
+      <w:proofErr w:type="spellStart"/>
+      <w:r>
+        <w:rPr>
+          <w:rFonts w:ascii="Times New Roman" w:eastAsia="Times New Roman" w:hAnsi="Times New Roman" w:cs="Times New Roman"/>
+          <w:kern w:val="0"/>
+          <w14:ligatures w14:val="none"/>
+        </w:rPr>
+        <w:t>T_diet</w:t>
+      </w:r>
+      <w:proofErr w:type="spellEnd"/>
+      <w:r>
+        <w:rPr>
+          <w:rFonts w:ascii="Times New Roman" w:eastAsia="Times New Roman" w:hAnsi="Times New Roman" w:cs="Times New Roman"/>
+          <w:kern w:val="0"/>
+          <w14:ligatures w14:val="none"/>
+        </w:rPr>
+        <w:t xml:space="preserve"> = plant-dominant survival to repeated meat and marrow access</w:t>
+      </w:r>
+    </w:p>
+    <w:p>
+      <w:pPr>
+        <w:spacing w:before="100" w:beforeAutospacing="1" w:after="100" w:afterAutospacing="1" w:line="240" w:lineRule="auto"/>
+        <w:rPr>
+          <w:rFonts w:ascii="Times New Roman" w:eastAsia="Times New Roman" w:hAnsi="Times New Roman" w:cs="Times New Roman"/>
+          <w:kern w:val="0"/>
+          <w14:ligatures w14:val="none"/>
+        </w:rPr>
+      </w:pPr>
+      <w:proofErr w:type="spellStart"/>
+      <w:r>
+        <w:rPr>
+          <w:rFonts w:ascii="Times New Roman" w:eastAsia="Times New Roman" w:hAnsi="Times New Roman" w:cs="Times New Roman"/>
+          <w:kern w:val="0"/>
+          <w14:ligatures w14:val="none"/>
+        </w:rPr>
+        <w:t>T_brain</w:t>
+      </w:r>
+      <w:proofErr w:type="spellEnd"/>
+      <w:r>
+        <w:rPr>
+          <w:rFonts w:ascii="Times New Roman" w:eastAsia="Times New Roman" w:hAnsi="Times New Roman" w:cs="Times New Roman"/>
+          <w:kern w:val="0"/>
+          <w14:ligatures w14:val="none"/>
+        </w:rPr>
+        <w:t xml:space="preserve"> = cranial capacity growth and neural complexity</w:t>
+      </w:r>
+    </w:p>
+    <w:p>
+      <w:pPr>
+        <w:spacing w:before="100" w:beforeAutospacing="1" w:after="100" w:afterAutospacing="1" w:line="240" w:lineRule="auto"/>
+        <w:rPr>
+          <w:rFonts w:ascii="Times New Roman" w:eastAsia="Times New Roman" w:hAnsi="Times New Roman" w:cs="Times New Roman"/>
+          <w:kern w:val="0"/>
+          <w14:ligatures w14:val="none"/>
+        </w:rPr>
+      </w:pPr>
+      <w:proofErr w:type="spellStart"/>
+      <w:r>
+        <w:rPr>
+          <w:rFonts w:ascii="Times New Roman" w:eastAsia="Times New Roman" w:hAnsi="Times New Roman" w:cs="Times New Roman"/>
+          <w:kern w:val="0"/>
+          <w14:ligatures w14:val="none"/>
+        </w:rPr>
+        <w:t>T_tool_intelligence</w:t>
+      </w:r>
+      <w:proofErr w:type="spellEnd"/>
+      <w:r>
+        <w:rPr>
+          <w:rFonts w:ascii="Times New Roman" w:eastAsia="Times New Roman" w:hAnsi="Times New Roman" w:cs="Times New Roman"/>
+          <w:kern w:val="0"/>
+          <w14:ligatures w14:val="none"/>
+        </w:rPr>
+        <w:t xml:space="preserve"> = trial-and-error learning and practical cognition</w:t>
       </w:r>
     </w:p>
     <w:p>
@@ -681,7 +887,7 @@
           <w14:ligatures w14:val="none"/>
         </w:rPr>
         <w:pict w14:anchorId="689E4CC8">
-          <v:rect id="_x0000_i1066" style="width:0;height:1.5pt" o:hralign="center" o:hrstd="t" o:hr="t" fillcolor="#a0a0a0" stroked="f"/>
+          <v:rect id="_x0000_i1027" style="width:0;height:1.5pt" o:hralign="center" o:hrstd="t" o:hr="t" fillcolor="#a0a0a0" stroked="f"/>
         </w:pict>
       </w:r>
     </w:p>
@@ -1443,13 +1649,41 @@
           <w14:ligatures w14:val="none"/>
         </w:rPr>
       </w:pPr>
-      <w:r>
-        <w:rPr>
-          <w:rFonts w:ascii="Times New Roman" w:eastAsia="Times New Roman" w:hAnsi="Times New Roman" w:cs="Times New Roman"/>
-          <w:kern w:val="0"/>
-          <w14:ligatures w14:val="none"/>
-        </w:rPr>
-        <w:t>T_cosmic → T_human awareness</w:t>
+      <w:proofErr w:type="spellStart"/>
+      <w:r>
+        <w:rPr>
+          <w:rFonts w:ascii="Times New Roman" w:eastAsia="Times New Roman" w:hAnsi="Times New Roman" w:cs="Times New Roman"/>
+          <w:kern w:val="0"/>
+          <w14:ligatures w14:val="none"/>
+        </w:rPr>
+        <w:t>T_cosmic</w:t>
+      </w:r>
+      <w:proofErr w:type="spellEnd"/>
+      <w:r>
+        <w:rPr>
+          <w:rFonts w:ascii="Times New Roman" w:eastAsia="Times New Roman" w:hAnsi="Times New Roman" w:cs="Times New Roman"/>
+          <w:kern w:val="0"/>
+          <w14:ligatures w14:val="none"/>
+        </w:rPr>
+        <w:t xml:space="preserve"> → </w:t>
+      </w:r>
+      <w:proofErr w:type="spellStart"/>
+      <w:r>
+        <w:rPr>
+          <w:rFonts w:ascii="Times New Roman" w:eastAsia="Times New Roman" w:hAnsi="Times New Roman" w:cs="Times New Roman"/>
+          <w:kern w:val="0"/>
+          <w14:ligatures w14:val="none"/>
+        </w:rPr>
+        <w:t>T_human</w:t>
+      </w:r>
+      <w:proofErr w:type="spellEnd"/>
+      <w:r>
+        <w:rPr>
+          <w:rFonts w:ascii="Times New Roman" w:eastAsia="Times New Roman" w:hAnsi="Times New Roman" w:cs="Times New Roman"/>
+          <w:kern w:val="0"/>
+          <w14:ligatures w14:val="none"/>
+        </w:rPr>
+        <w:t xml:space="preserve"> awareness</w:t>
       </w:r>
     </w:p>
     <w:p>
@@ -1497,13 +1731,59 @@
           <w14:ligatures w14:val="none"/>
         </w:rPr>
       </w:pPr>
-      <w:r>
-        <w:rPr>
-          <w:rFonts w:ascii="Times New Roman" w:eastAsia="Times New Roman" w:hAnsi="Times New Roman" w:cs="Times New Roman"/>
-          <w:kern w:val="0"/>
-          <w14:ligatures w14:val="none"/>
-        </w:rPr>
-        <w:t>ΔT_awareness = T_human − T_cosmic cycle</w:t>
+      <w:proofErr w:type="spellStart"/>
+      <w:r>
+        <w:rPr>
+          <w:rFonts w:ascii="Times New Roman" w:eastAsia="Times New Roman" w:hAnsi="Times New Roman" w:cs="Times New Roman"/>
+          <w:kern w:val="0"/>
+          <w14:ligatures w14:val="none"/>
+        </w:rPr>
+        <w:t>ΔT_awareness</w:t>
+      </w:r>
+      <w:proofErr w:type="spellEnd"/>
+      <w:r>
+        <w:rPr>
+          <w:rFonts w:ascii="Times New Roman" w:eastAsia="Times New Roman" w:hAnsi="Times New Roman" w:cs="Times New Roman"/>
+          <w:kern w:val="0"/>
+          <w14:ligatures w14:val="none"/>
+        </w:rPr>
+        <w:t xml:space="preserve"> = </w:t>
+      </w:r>
+      <w:proofErr w:type="spellStart"/>
+      <w:r>
+        <w:rPr>
+          <w:rFonts w:ascii="Times New Roman" w:eastAsia="Times New Roman" w:hAnsi="Times New Roman" w:cs="Times New Roman"/>
+          <w:kern w:val="0"/>
+          <w14:ligatures w14:val="none"/>
+        </w:rPr>
+        <w:t>T_human</w:t>
+      </w:r>
+      <w:proofErr w:type="spellEnd"/>
+      <w:r>
+        <w:rPr>
+          <w:rFonts w:ascii="Times New Roman" w:eastAsia="Times New Roman" w:hAnsi="Times New Roman" w:cs="Times New Roman"/>
+          <w:kern w:val="0"/>
+          <w14:ligatures w14:val="none"/>
+        </w:rPr>
+        <w:t xml:space="preserve"> − </w:t>
+      </w:r>
+      <w:proofErr w:type="spellStart"/>
+      <w:r>
+        <w:rPr>
+          <w:rFonts w:ascii="Times New Roman" w:eastAsia="Times New Roman" w:hAnsi="Times New Roman" w:cs="Times New Roman"/>
+          <w:kern w:val="0"/>
+          <w14:ligatures w14:val="none"/>
+        </w:rPr>
+        <w:t>T_cosmic</w:t>
+      </w:r>
+      <w:proofErr w:type="spellEnd"/>
+      <w:r>
+        <w:rPr>
+          <w:rFonts w:ascii="Times New Roman" w:eastAsia="Times New Roman" w:hAnsi="Times New Roman" w:cs="Times New Roman"/>
+          <w:kern w:val="0"/>
+          <w14:ligatures w14:val="none"/>
+        </w:rPr>
+        <w:t xml:space="preserve"> cycle</w:t>
       </w:r>
     </w:p>
     <w:p>
@@ -1533,31 +1813,51 @@
           <w14:ligatures w14:val="none"/>
         </w:rPr>
       </w:pPr>
-      <w:r>
-        <w:rPr>
-          <w:rFonts w:ascii="Times New Roman" w:eastAsia="Times New Roman" w:hAnsi="Times New Roman" w:cs="Times New Roman"/>
-          <w:kern w:val="0"/>
-          <w14:ligatures w14:val="none"/>
-        </w:rPr>
-        <w:t>T_human = biological awareness and civilizational timing</w:t>
-      </w:r>
-    </w:p>
-    <w:p>
-      <w:pPr>
-        <w:spacing w:before="100" w:beforeAutospacing="1" w:after="100" w:afterAutospacing="1" w:line="240" w:lineRule="auto"/>
-        <w:rPr>
-          <w:rFonts w:ascii="Times New Roman" w:eastAsia="Times New Roman" w:hAnsi="Times New Roman" w:cs="Times New Roman"/>
-          <w:kern w:val="0"/>
-          <w14:ligatures w14:val="none"/>
-        </w:rPr>
-      </w:pPr>
-      <w:r>
-        <w:rPr>
-          <w:rFonts w:ascii="Times New Roman" w:eastAsia="Times New Roman" w:hAnsi="Times New Roman" w:cs="Times New Roman"/>
-          <w:kern w:val="0"/>
-          <w14:ligatures w14:val="none"/>
-        </w:rPr>
-        <w:t>T_cosmic cycle = solar, lunar, and seasonal repetition</w:t>
+      <w:proofErr w:type="spellStart"/>
+      <w:r>
+        <w:rPr>
+          <w:rFonts w:ascii="Times New Roman" w:eastAsia="Times New Roman" w:hAnsi="Times New Roman" w:cs="Times New Roman"/>
+          <w:kern w:val="0"/>
+          <w14:ligatures w14:val="none"/>
+        </w:rPr>
+        <w:t>T_human</w:t>
+      </w:r>
+      <w:proofErr w:type="spellEnd"/>
+      <w:r>
+        <w:rPr>
+          <w:rFonts w:ascii="Times New Roman" w:eastAsia="Times New Roman" w:hAnsi="Times New Roman" w:cs="Times New Roman"/>
+          <w:kern w:val="0"/>
+          <w14:ligatures w14:val="none"/>
+        </w:rPr>
+        <w:t xml:space="preserve"> = biological awareness and civilizational timing</w:t>
+      </w:r>
+    </w:p>
+    <w:p>
+      <w:pPr>
+        <w:spacing w:before="100" w:beforeAutospacing="1" w:after="100" w:afterAutospacing="1" w:line="240" w:lineRule="auto"/>
+        <w:rPr>
+          <w:rFonts w:ascii="Times New Roman" w:eastAsia="Times New Roman" w:hAnsi="Times New Roman" w:cs="Times New Roman"/>
+          <w:kern w:val="0"/>
+          <w14:ligatures w14:val="none"/>
+        </w:rPr>
+      </w:pPr>
+      <w:proofErr w:type="spellStart"/>
+      <w:r>
+        <w:rPr>
+          <w:rFonts w:ascii="Times New Roman" w:eastAsia="Times New Roman" w:hAnsi="Times New Roman" w:cs="Times New Roman"/>
+          <w:kern w:val="0"/>
+          <w14:ligatures w14:val="none"/>
+        </w:rPr>
+        <w:t>T_cosmic</w:t>
+      </w:r>
+      <w:proofErr w:type="spellEnd"/>
+      <w:r>
+        <w:rPr>
+          <w:rFonts w:ascii="Times New Roman" w:eastAsia="Times New Roman" w:hAnsi="Times New Roman" w:cs="Times New Roman"/>
+          <w:kern w:val="0"/>
+          <w14:ligatures w14:val="none"/>
+        </w:rPr>
+        <w:t xml:space="preserve"> cycle = solar, lunar, and seasonal repetition</w:t>
       </w:r>
     </w:p>
     <w:p>
@@ -1720,7 +2020,7 @@
           <w14:ligatures w14:val="none"/>
         </w:rPr>
         <w:pict w14:anchorId="1BF48606">
-          <v:rect id="_x0000_i1067" style="width:0;height:1.5pt" o:hralign="center" o:hrstd="t" o:hr="t" fillcolor="#a0a0a0" stroked="f"/>
+          <v:rect id="_x0000_i1028" style="width:0;height:1.5pt" o:hralign="center" o:hrstd="t" o:hr="t" fillcolor="#a0a0a0" stroked="f"/>
         </w:pict>
       </w:r>
     </w:p>
@@ -1966,7 +2266,7 @@
           <w14:ligatures w14:val="none"/>
         </w:rPr>
         <w:pict w14:anchorId="0EC66734">
-          <v:rect id="_x0000_i1068" style="width:0;height:1.5pt" o:hralign="center" o:hrstd="t" o:hr="t" fillcolor="#a0a0a0" stroked="f"/>
+          <v:rect id="_x0000_i1029" style="width:0;height:1.5pt" o:hralign="center" o:hrstd="t" o:hr="t" fillcolor="#a0a0a0" stroked="f"/>
         </w:pict>
       </w:r>
     </w:p>
@@ -2627,13 +2927,23 @@
                 <w14:ligatures w14:val="none"/>
               </w:rPr>
             </w:pPr>
+            <w:proofErr w:type="gramStart"/>
             <w:r>
               <w:rPr>
                 <w:rFonts w:ascii="Times New Roman" w:eastAsia="Times New Roman" w:hAnsi="Times New Roman" w:cs="Times New Roman"/>
                 <w:kern w:val="0"/>
                 <w14:ligatures w14:val="none"/>
               </w:rPr>
-              <w:t>Softer cooked food</w:t>
+              <w:t>Softer cooked</w:t>
+            </w:r>
+            <w:proofErr w:type="gramEnd"/>
+            <w:r>
+              <w:rPr>
+                <w:rFonts w:ascii="Times New Roman" w:eastAsia="Times New Roman" w:hAnsi="Times New Roman" w:cs="Times New Roman"/>
+                <w:kern w:val="0"/>
+                <w14:ligatures w14:val="none"/>
+              </w:rPr>
+              <w:t xml:space="preserve"> food</w:t>
             </w:r>
           </w:p>
         </w:tc>
@@ -3029,7 +3339,7 @@
           <w14:ligatures w14:val="none"/>
         </w:rPr>
         <w:pict w14:anchorId="6C71F341">
-          <v:rect id="_x0000_i1069" style="width:0;height:1.5pt" o:hralign="center" o:hrstd="t" o:hr="t" fillcolor="#a0a0a0" stroked="f"/>
+          <v:rect id="_x0000_i1030" style="width:0;height:1.5pt" o:hralign="center" o:hrstd="t" o:hr="t" fillcolor="#a0a0a0" stroked="f"/>
         </w:pict>
       </w:r>
     </w:p>
@@ -3075,25 +3385,53 @@
           <w:kern w:val="0"/>
           <w14:ligatures w14:val="none"/>
         </w:rPr>
-        <w:t>The oldest known large stone tools from Lomekwi 3, Kenya, dated to approximately 3.3 million years ago, show repeated understanding of stone fracture and deliberate mechanical action.</w:t>
-      </w:r>
-    </w:p>
-    <w:p>
-      <w:pPr>
-        <w:spacing w:before="100" w:beforeAutospacing="1" w:after="100" w:afterAutospacing="1" w:line="240" w:lineRule="auto"/>
-        <w:rPr>
-          <w:rFonts w:ascii="Times New Roman" w:eastAsia="Times New Roman" w:hAnsi="Times New Roman" w:cs="Times New Roman"/>
-          <w:kern w:val="0"/>
-          <w14:ligatures w14:val="none"/>
-        </w:rPr>
-      </w:pPr>
-      <w:r>
-        <w:rPr>
-          <w:rFonts w:ascii="Times New Roman" w:eastAsia="Times New Roman" w:hAnsi="Times New Roman" w:cs="Times New Roman"/>
-          <w:kern w:val="0"/>
-          <w14:ligatures w14:val="none"/>
-        </w:rPr>
-        <w:t>Oldowan tools from Gona, Ethiopia, dated to approximately 2.6 million years ago, show clearer repeated cutting, marrow extraction, and systematic practical problem solving.</w:t>
+        <w:t xml:space="preserve">The oldest known large stone tools from </w:t>
+      </w:r>
+      <w:proofErr w:type="spellStart"/>
+      <w:r>
+        <w:rPr>
+          <w:rFonts w:ascii="Times New Roman" w:eastAsia="Times New Roman" w:hAnsi="Times New Roman" w:cs="Times New Roman"/>
+          <w:kern w:val="0"/>
+          <w14:ligatures w14:val="none"/>
+        </w:rPr>
+        <w:t>Lomekwi</w:t>
+      </w:r>
+      <w:proofErr w:type="spellEnd"/>
+      <w:r>
+        <w:rPr>
+          <w:rFonts w:ascii="Times New Roman" w:eastAsia="Times New Roman" w:hAnsi="Times New Roman" w:cs="Times New Roman"/>
+          <w:kern w:val="0"/>
+          <w14:ligatures w14:val="none"/>
+        </w:rPr>
+        <w:t xml:space="preserve"> 3, Kenya, dated to approximately 3.3 million years ago, show repeated understanding of stone fracture and deliberate mechanical action.</w:t>
+      </w:r>
+    </w:p>
+    <w:p>
+      <w:pPr>
+        <w:spacing w:before="100" w:beforeAutospacing="1" w:after="100" w:afterAutospacing="1" w:line="240" w:lineRule="auto"/>
+        <w:rPr>
+          <w:rFonts w:ascii="Times New Roman" w:eastAsia="Times New Roman" w:hAnsi="Times New Roman" w:cs="Times New Roman"/>
+          <w:kern w:val="0"/>
+          <w14:ligatures w14:val="none"/>
+        </w:rPr>
+      </w:pPr>
+      <w:proofErr w:type="spellStart"/>
+      <w:r>
+        <w:rPr>
+          <w:rFonts w:ascii="Times New Roman" w:eastAsia="Times New Roman" w:hAnsi="Times New Roman" w:cs="Times New Roman"/>
+          <w:kern w:val="0"/>
+          <w14:ligatures w14:val="none"/>
+        </w:rPr>
+        <w:t>Oldowan</w:t>
+      </w:r>
+      <w:proofErr w:type="spellEnd"/>
+      <w:r>
+        <w:rPr>
+          <w:rFonts w:ascii="Times New Roman" w:eastAsia="Times New Roman" w:hAnsi="Times New Roman" w:cs="Times New Roman"/>
+          <w:kern w:val="0"/>
+          <w14:ligatures w14:val="none"/>
+        </w:rPr>
+        <w:t xml:space="preserve"> tools from Gona, Ethiopia, dated to approximately 2.6 million years ago, show clearer repeated cutting, marrow extraction, and systematic practical problem solving.</w:t>
       </w:r>
     </w:p>
     <w:p>
@@ -3275,7 +3613,7 @@
         </w:rPr>
         <w:lastRenderedPageBreak/>
         <w:pict w14:anchorId="6A8DFBBF">
-          <v:rect id="_x0000_i1070" style="width:0;height:1.5pt" o:hralign="center" o:hrstd="t" o:hr="t" fillcolor="#a0a0a0" stroked="f"/>
+          <v:rect id="_x0000_i1031" style="width:0;height:1.5pt" o:hralign="center" o:hrstd="t" o:hr="t" fillcolor="#a0a0a0" stroked="f"/>
         </w:pict>
       </w:r>
     </w:p>
@@ -3357,7 +3695,25 @@
           <w:kern w:val="0"/>
           <w14:ligatures w14:val="none"/>
         </w:rPr>
-        <w:t>Earlier Australopithecus populations show mostly plant-dominant diets.</w:t>
+        <w:t xml:space="preserve">Earlier Australopithecus populations </w:t>
+      </w:r>
+      <w:proofErr w:type="gramStart"/>
+      <w:r>
+        <w:rPr>
+          <w:rFonts w:ascii="Times New Roman" w:eastAsia="Times New Roman" w:hAnsi="Times New Roman" w:cs="Times New Roman"/>
+          <w:kern w:val="0"/>
+          <w14:ligatures w14:val="none"/>
+        </w:rPr>
+        <w:t>show</w:t>
+      </w:r>
+      <w:proofErr w:type="gramEnd"/>
+      <w:r>
+        <w:rPr>
+          <w:rFonts w:ascii="Times New Roman" w:eastAsia="Times New Roman" w:hAnsi="Times New Roman" w:cs="Times New Roman"/>
+          <w:kern w:val="0"/>
+          <w14:ligatures w14:val="none"/>
+        </w:rPr>
+        <w:t xml:space="preserve"> mostly plant-dominant diets.</w:t>
       </w:r>
     </w:p>
     <w:p>
@@ -3628,7 +3984,7 @@
           <w14:ligatures w14:val="none"/>
         </w:rPr>
         <w:pict w14:anchorId="63FFC765">
-          <v:rect id="_x0000_i1071" style="width:0;height:1.5pt" o:hralign="center" o:hrstd="t" o:hr="t" fillcolor="#a0a0a0" stroked="f"/>
+          <v:rect id="_x0000_i1032" style="width:0;height:1.5pt" o:hralign="center" o:hrstd="t" o:hr="t" fillcolor="#a0a0a0" stroked="f"/>
         </w:pict>
       </w:r>
     </w:p>
@@ -3838,7 +4194,7 @@
           <w14:ligatures w14:val="none"/>
         </w:rPr>
         <w:pict w14:anchorId="669154F1">
-          <v:rect id="_x0000_i1072" style="width:0;height:1.5pt" o:hralign="center" o:hrstd="t" o:hr="t" fillcolor="#a0a0a0" stroked="f"/>
+          <v:rect id="_x0000_i1033" style="width:0;height:1.5pt" o:hralign="center" o:hrstd="t" o:hr="t" fillcolor="#a0a0a0" stroked="f"/>
         </w:pict>
       </w:r>
     </w:p>
@@ -4245,7 +4601,25 @@
           <w:kern w:val="0"/>
           <w14:ligatures w14:val="none"/>
         </w:rPr>
-        <w:t>These are inherited neural programs shaped by natural selection.</w:t>
+        <w:t xml:space="preserve">These </w:t>
+      </w:r>
+      <w:proofErr w:type="gramStart"/>
+      <w:r>
+        <w:rPr>
+          <w:rFonts w:ascii="Times New Roman" w:eastAsia="Times New Roman" w:hAnsi="Times New Roman" w:cs="Times New Roman"/>
+          <w:kern w:val="0"/>
+          <w14:ligatures w14:val="none"/>
+        </w:rPr>
+        <w:t>are inherited</w:t>
+      </w:r>
+      <w:proofErr w:type="gramEnd"/>
+      <w:r>
+        <w:rPr>
+          <w:rFonts w:ascii="Times New Roman" w:eastAsia="Times New Roman" w:hAnsi="Times New Roman" w:cs="Times New Roman"/>
+          <w:kern w:val="0"/>
+          <w14:ligatures w14:val="none"/>
+        </w:rPr>
+        <w:t xml:space="preserve"> neural programs shaped by natural selection.</w:t>
       </w:r>
     </w:p>
     <w:p>
@@ -4354,7 +4728,7 @@
           <w14:ligatures w14:val="none"/>
         </w:rPr>
         <w:pict w14:anchorId="707486ED">
-          <v:rect id="_x0000_i1073" style="width:0;height:1.5pt" o:hralign="center" o:hrstd="t" o:hr="t" fillcolor="#a0a0a0" stroked="f"/>
+          <v:rect id="_x0000_i1034" style="width:0;height:1.5pt" o:hralign="center" o:hrstd="t" o:hr="t" fillcolor="#a0a0a0" stroked="f"/>
         </w:pict>
       </w:r>
     </w:p>
@@ -4418,25 +4792,61 @@
           <w:kern w:val="0"/>
           <w14:ligatures w14:val="none"/>
         </w:rPr>
-        <w:t>Environmental instability likely forced:</w:t>
-      </w:r>
-    </w:p>
-    <w:p>
-      <w:pPr>
-        <w:spacing w:before="100" w:beforeAutospacing="1" w:after="100" w:afterAutospacing="1" w:line="240" w:lineRule="auto"/>
-        <w:rPr>
-          <w:rFonts w:ascii="Times New Roman" w:eastAsia="Times New Roman" w:hAnsi="Times New Roman" w:cs="Times New Roman"/>
-          <w:kern w:val="0"/>
-          <w14:ligatures w14:val="none"/>
-        </w:rPr>
-      </w:pPr>
-      <w:r>
-        <w:rPr>
-          <w:rFonts w:ascii="Times New Roman" w:eastAsia="Times New Roman" w:hAnsi="Times New Roman" w:cs="Times New Roman"/>
-          <w:kern w:val="0"/>
-          <w14:ligatures w14:val="none"/>
-        </w:rPr>
-        <w:t>migration across tree lines</w:t>
+        <w:t xml:space="preserve">Environmental instability </w:t>
+      </w:r>
+      <w:proofErr w:type="gramStart"/>
+      <w:r>
+        <w:rPr>
+          <w:rFonts w:ascii="Times New Roman" w:eastAsia="Times New Roman" w:hAnsi="Times New Roman" w:cs="Times New Roman"/>
+          <w:kern w:val="0"/>
+          <w14:ligatures w14:val="none"/>
+        </w:rPr>
+        <w:t>likely</w:t>
+      </w:r>
+      <w:proofErr w:type="gramEnd"/>
+      <w:r>
+        <w:rPr>
+          <w:rFonts w:ascii="Times New Roman" w:eastAsia="Times New Roman" w:hAnsi="Times New Roman" w:cs="Times New Roman"/>
+          <w:kern w:val="0"/>
+          <w14:ligatures w14:val="none"/>
+        </w:rPr>
+        <w:t xml:space="preserve"> forced:</w:t>
+      </w:r>
+    </w:p>
+    <w:p>
+      <w:pPr>
+        <w:spacing w:before="100" w:beforeAutospacing="1" w:after="100" w:afterAutospacing="1" w:line="240" w:lineRule="auto"/>
+        <w:rPr>
+          <w:rFonts w:ascii="Times New Roman" w:eastAsia="Times New Roman" w:hAnsi="Times New Roman" w:cs="Times New Roman"/>
+          <w:kern w:val="0"/>
+          <w14:ligatures w14:val="none"/>
+        </w:rPr>
+      </w:pPr>
+      <w:r>
+        <w:rPr>
+          <w:rFonts w:ascii="Times New Roman" w:eastAsia="Times New Roman" w:hAnsi="Times New Roman" w:cs="Times New Roman"/>
+          <w:kern w:val="0"/>
+          <w14:ligatures w14:val="none"/>
+        </w:rPr>
+        <w:t xml:space="preserve">migration across </w:t>
+      </w:r>
+      <w:proofErr w:type="gramStart"/>
+      <w:r>
+        <w:rPr>
+          <w:rFonts w:ascii="Times New Roman" w:eastAsia="Times New Roman" w:hAnsi="Times New Roman" w:cs="Times New Roman"/>
+          <w:kern w:val="0"/>
+          <w14:ligatures w14:val="none"/>
+        </w:rPr>
+        <w:t>tree</w:t>
+      </w:r>
+      <w:proofErr w:type="gramEnd"/>
+      <w:r>
+        <w:rPr>
+          <w:rFonts w:ascii="Times New Roman" w:eastAsia="Times New Roman" w:hAnsi="Times New Roman" w:cs="Times New Roman"/>
+          <w:kern w:val="0"/>
+          <w14:ligatures w14:val="none"/>
+        </w:rPr>
+        <w:t xml:space="preserve"> lines</w:t>
       </w:r>
     </w:p>
     <w:p>
@@ -4834,7 +5244,7 @@
           <w14:ligatures w14:val="none"/>
         </w:rPr>
         <w:pict w14:anchorId="41692916">
-          <v:rect id="_x0000_i1074" style="width:0;height:1.5pt" o:hralign="center" o:hrstd="t" o:hr="t" fillcolor="#a0a0a0" stroked="f"/>
+          <v:rect id="_x0000_i1035" style="width:0;height:1.5pt" o:hralign="center" o:hrstd="t" o:hr="t" fillcolor="#a0a0a0" stroked="f"/>
         </w:pict>
       </w:r>
     </w:p>
@@ -4901,13 +5311,23 @@
           <w14:ligatures w14:val="none"/>
         </w:rPr>
       </w:pPr>
-      <w:r>
-        <w:rPr>
-          <w:rFonts w:ascii="Times New Roman" w:eastAsia="Times New Roman" w:hAnsi="Times New Roman" w:cs="Times New Roman"/>
-          <w:kern w:val="0"/>
-          <w14:ligatures w14:val="none"/>
-        </w:rPr>
-        <w:t>T_atomic = absolute calibrated fossil time</w:t>
+      <w:proofErr w:type="spellStart"/>
+      <w:r>
+        <w:rPr>
+          <w:rFonts w:ascii="Times New Roman" w:eastAsia="Times New Roman" w:hAnsi="Times New Roman" w:cs="Times New Roman"/>
+          <w:kern w:val="0"/>
+          <w14:ligatures w14:val="none"/>
+        </w:rPr>
+        <w:t>T_atomic</w:t>
+      </w:r>
+      <w:proofErr w:type="spellEnd"/>
+      <w:r>
+        <w:rPr>
+          <w:rFonts w:ascii="Times New Roman" w:eastAsia="Times New Roman" w:hAnsi="Times New Roman" w:cs="Times New Roman"/>
+          <w:kern w:val="0"/>
+          <w14:ligatures w14:val="none"/>
+        </w:rPr>
+        <w:t xml:space="preserve"> = absolute calibrated fossil time</w:t>
       </w:r>
     </w:p>
     <w:p>
@@ -4952,8 +5372,36 @@
           <w:kern w:val="0"/>
           <w14:ligatures w14:val="none"/>
         </w:rPr>
-        <w:t>ΔT_CST = T_biology − T_reference</w:t>
-      </w:r>
+        <w:t xml:space="preserve">ΔT_CST = </w:t>
+      </w:r>
+      <w:proofErr w:type="spellStart"/>
+      <w:r>
+        <w:rPr>
+          <w:rFonts w:ascii="Times New Roman" w:eastAsia="Times New Roman" w:hAnsi="Times New Roman" w:cs="Times New Roman"/>
+          <w:kern w:val="0"/>
+          <w14:ligatures w14:val="none"/>
+        </w:rPr>
+        <w:t>T_biology</w:t>
+      </w:r>
+      <w:proofErr w:type="spellEnd"/>
+      <w:r>
+        <w:rPr>
+          <w:rFonts w:ascii="Times New Roman" w:eastAsia="Times New Roman" w:hAnsi="Times New Roman" w:cs="Times New Roman"/>
+          <w:kern w:val="0"/>
+          <w14:ligatures w14:val="none"/>
+        </w:rPr>
+        <w:t xml:space="preserve"> − </w:t>
+      </w:r>
+      <w:proofErr w:type="spellStart"/>
+      <w:r>
+        <w:rPr>
+          <w:rFonts w:ascii="Times New Roman" w:eastAsia="Times New Roman" w:hAnsi="Times New Roman" w:cs="Times New Roman"/>
+          <w:kern w:val="0"/>
+          <w14:ligatures w14:val="none"/>
+        </w:rPr>
+        <w:t>T_reference</w:t>
+      </w:r>
+      <w:proofErr w:type="spellEnd"/>
     </w:p>
     <w:p>
       <w:pPr>
@@ -4991,6 +5439,7 @@
           <w14:ligatures w14:val="none"/>
         </w:rPr>
       </w:pPr>
+      <w:proofErr w:type="spellStart"/>
       <w:r>
         <w:rPr>
           <w:rFonts w:ascii="Times New Roman" w:eastAsia="Times New Roman" w:hAnsi="Times New Roman" w:cs="Times New Roman"/>
@@ -4998,8 +5447,45 @@
           <w14:ligatures w14:val="none"/>
         </w:rPr>
         <w:lastRenderedPageBreak/>
-        <w:t>R_tooth = ΔM_enamel / ΔT_atomic</w:t>
-      </w:r>
+        <w:t>R_tooth</w:t>
+      </w:r>
+      <w:proofErr w:type="spellEnd"/>
+      <w:r>
+        <w:rPr>
+          <w:rFonts w:ascii="Times New Roman" w:eastAsia="Times New Roman" w:hAnsi="Times New Roman" w:cs="Times New Roman"/>
+          <w:kern w:val="0"/>
+          <w14:ligatures w14:val="none"/>
+        </w:rPr>
+        <w:t xml:space="preserve"> = </w:t>
+      </w:r>
+      <w:proofErr w:type="spellStart"/>
+      <w:r>
+        <w:rPr>
+          <w:rFonts w:ascii="Times New Roman" w:eastAsia="Times New Roman" w:hAnsi="Times New Roman" w:cs="Times New Roman"/>
+          <w:kern w:val="0"/>
+          <w14:ligatures w14:val="none"/>
+        </w:rPr>
+        <w:t>ΔM_enamel</w:t>
+      </w:r>
+      <w:proofErr w:type="spellEnd"/>
+      <w:r>
+        <w:rPr>
+          <w:rFonts w:ascii="Times New Roman" w:eastAsia="Times New Roman" w:hAnsi="Times New Roman" w:cs="Times New Roman"/>
+          <w:kern w:val="0"/>
+          <w14:ligatures w14:val="none"/>
+        </w:rPr>
+        <w:t xml:space="preserve"> / </w:t>
+      </w:r>
+      <w:proofErr w:type="spellStart"/>
+      <w:r>
+        <w:rPr>
+          <w:rFonts w:ascii="Times New Roman" w:eastAsia="Times New Roman" w:hAnsi="Times New Roman" w:cs="Times New Roman"/>
+          <w:kern w:val="0"/>
+          <w14:ligatures w14:val="none"/>
+        </w:rPr>
+        <w:t>ΔT_atomic</w:t>
+      </w:r>
+      <w:proofErr w:type="spellEnd"/>
     </w:p>
     <w:p>
       <w:pPr>
@@ -5037,14 +5523,52 @@
           <w14:ligatures w14:val="none"/>
         </w:rPr>
       </w:pPr>
-      <w:r>
-        <w:rPr>
-          <w:rFonts w:ascii="Times New Roman" w:eastAsia="Times New Roman" w:hAnsi="Times New Roman" w:cs="Times New Roman"/>
-          <w:kern w:val="0"/>
-          <w14:ligatures w14:val="none"/>
-        </w:rPr>
-        <w:t>R_diet = ΔD_meat / ΔT_atomic</w:t>
-      </w:r>
+      <w:proofErr w:type="spellStart"/>
+      <w:r>
+        <w:rPr>
+          <w:rFonts w:ascii="Times New Roman" w:eastAsia="Times New Roman" w:hAnsi="Times New Roman" w:cs="Times New Roman"/>
+          <w:kern w:val="0"/>
+          <w14:ligatures w14:val="none"/>
+        </w:rPr>
+        <w:t>R_diet</w:t>
+      </w:r>
+      <w:proofErr w:type="spellEnd"/>
+      <w:r>
+        <w:rPr>
+          <w:rFonts w:ascii="Times New Roman" w:eastAsia="Times New Roman" w:hAnsi="Times New Roman" w:cs="Times New Roman"/>
+          <w:kern w:val="0"/>
+          <w14:ligatures w14:val="none"/>
+        </w:rPr>
+        <w:t xml:space="preserve"> = </w:t>
+      </w:r>
+      <w:proofErr w:type="spellStart"/>
+      <w:r>
+        <w:rPr>
+          <w:rFonts w:ascii="Times New Roman" w:eastAsia="Times New Roman" w:hAnsi="Times New Roman" w:cs="Times New Roman"/>
+          <w:kern w:val="0"/>
+          <w14:ligatures w14:val="none"/>
+        </w:rPr>
+        <w:t>ΔD_meat</w:t>
+      </w:r>
+      <w:proofErr w:type="spellEnd"/>
+      <w:r>
+        <w:rPr>
+          <w:rFonts w:ascii="Times New Roman" w:eastAsia="Times New Roman" w:hAnsi="Times New Roman" w:cs="Times New Roman"/>
+          <w:kern w:val="0"/>
+          <w14:ligatures w14:val="none"/>
+        </w:rPr>
+        <w:t xml:space="preserve"> / </w:t>
+      </w:r>
+      <w:proofErr w:type="spellStart"/>
+      <w:r>
+        <w:rPr>
+          <w:rFonts w:ascii="Times New Roman" w:eastAsia="Times New Roman" w:hAnsi="Times New Roman" w:cs="Times New Roman"/>
+          <w:kern w:val="0"/>
+          <w14:ligatures w14:val="none"/>
+        </w:rPr>
+        <w:t>ΔT_atomic</w:t>
+      </w:r>
+      <w:proofErr w:type="spellEnd"/>
     </w:p>
     <w:p>
       <w:pPr>
@@ -5082,14 +5606,52 @@
           <w14:ligatures w14:val="none"/>
         </w:rPr>
       </w:pPr>
-      <w:r>
-        <w:rPr>
-          <w:rFonts w:ascii="Times New Roman" w:eastAsia="Times New Roman" w:hAnsi="Times New Roman" w:cs="Times New Roman"/>
-          <w:kern w:val="0"/>
-          <w14:ligatures w14:val="none"/>
-        </w:rPr>
-        <w:t>R_brain = ΔB_cc / ΔT_atomic</w:t>
-      </w:r>
+      <w:proofErr w:type="spellStart"/>
+      <w:r>
+        <w:rPr>
+          <w:rFonts w:ascii="Times New Roman" w:eastAsia="Times New Roman" w:hAnsi="Times New Roman" w:cs="Times New Roman"/>
+          <w:kern w:val="0"/>
+          <w14:ligatures w14:val="none"/>
+        </w:rPr>
+        <w:t>R_brain</w:t>
+      </w:r>
+      <w:proofErr w:type="spellEnd"/>
+      <w:r>
+        <w:rPr>
+          <w:rFonts w:ascii="Times New Roman" w:eastAsia="Times New Roman" w:hAnsi="Times New Roman" w:cs="Times New Roman"/>
+          <w:kern w:val="0"/>
+          <w14:ligatures w14:val="none"/>
+        </w:rPr>
+        <w:t xml:space="preserve"> = </w:t>
+      </w:r>
+      <w:proofErr w:type="spellStart"/>
+      <w:r>
+        <w:rPr>
+          <w:rFonts w:ascii="Times New Roman" w:eastAsia="Times New Roman" w:hAnsi="Times New Roman" w:cs="Times New Roman"/>
+          <w:kern w:val="0"/>
+          <w14:ligatures w14:val="none"/>
+        </w:rPr>
+        <w:t>ΔB_cc</w:t>
+      </w:r>
+      <w:proofErr w:type="spellEnd"/>
+      <w:r>
+        <w:rPr>
+          <w:rFonts w:ascii="Times New Roman" w:eastAsia="Times New Roman" w:hAnsi="Times New Roman" w:cs="Times New Roman"/>
+          <w:kern w:val="0"/>
+          <w14:ligatures w14:val="none"/>
+        </w:rPr>
+        <w:t xml:space="preserve"> / </w:t>
+      </w:r>
+      <w:proofErr w:type="spellStart"/>
+      <w:r>
+        <w:rPr>
+          <w:rFonts w:ascii="Times New Roman" w:eastAsia="Times New Roman" w:hAnsi="Times New Roman" w:cs="Times New Roman"/>
+          <w:kern w:val="0"/>
+          <w14:ligatures w14:val="none"/>
+        </w:rPr>
+        <w:t>ΔT_atomic</w:t>
+      </w:r>
+      <w:proofErr w:type="spellEnd"/>
     </w:p>
     <w:p>
       <w:pPr>
@@ -5127,14 +5689,88 @@
           <w14:ligatures w14:val="none"/>
         </w:rPr>
       </w:pPr>
-      <w:r>
-        <w:rPr>
-          <w:rFonts w:ascii="Times New Roman" w:eastAsia="Times New Roman" w:hAnsi="Times New Roman" w:cs="Times New Roman"/>
-          <w:kern w:val="0"/>
-          <w14:ligatures w14:val="none"/>
-        </w:rPr>
-        <w:t>R_intelligence = (ΔN_connections + ΔMemory + ΔTool Logic) / ΔT_atomic</w:t>
-      </w:r>
+      <w:proofErr w:type="spellStart"/>
+      <w:r>
+        <w:rPr>
+          <w:rFonts w:ascii="Times New Roman" w:eastAsia="Times New Roman" w:hAnsi="Times New Roman" w:cs="Times New Roman"/>
+          <w:kern w:val="0"/>
+          <w14:ligatures w14:val="none"/>
+        </w:rPr>
+        <w:t>R_intelligence</w:t>
+      </w:r>
+      <w:proofErr w:type="spellEnd"/>
+      <w:r>
+        <w:rPr>
+          <w:rFonts w:ascii="Times New Roman" w:eastAsia="Times New Roman" w:hAnsi="Times New Roman" w:cs="Times New Roman"/>
+          <w:kern w:val="0"/>
+          <w14:ligatures w14:val="none"/>
+        </w:rPr>
+        <w:t xml:space="preserve"> = (</w:t>
+      </w:r>
+      <w:proofErr w:type="spellStart"/>
+      <w:r>
+        <w:rPr>
+          <w:rFonts w:ascii="Times New Roman" w:eastAsia="Times New Roman" w:hAnsi="Times New Roman" w:cs="Times New Roman"/>
+          <w:kern w:val="0"/>
+          <w14:ligatures w14:val="none"/>
+        </w:rPr>
+        <w:t>ΔN_connections</w:t>
+      </w:r>
+      <w:proofErr w:type="spellEnd"/>
+      <w:r>
+        <w:rPr>
+          <w:rFonts w:ascii="Times New Roman" w:eastAsia="Times New Roman" w:hAnsi="Times New Roman" w:cs="Times New Roman"/>
+          <w:kern w:val="0"/>
+          <w14:ligatures w14:val="none"/>
+        </w:rPr>
+        <w:t xml:space="preserve"> + </w:t>
+      </w:r>
+      <w:proofErr w:type="spellStart"/>
+      <w:r>
+        <w:rPr>
+          <w:rFonts w:ascii="Times New Roman" w:eastAsia="Times New Roman" w:hAnsi="Times New Roman" w:cs="Times New Roman"/>
+          <w:kern w:val="0"/>
+          <w14:ligatures w14:val="none"/>
+        </w:rPr>
+        <w:t>ΔMemory</w:t>
+      </w:r>
+      <w:proofErr w:type="spellEnd"/>
+      <w:r>
+        <w:rPr>
+          <w:rFonts w:ascii="Times New Roman" w:eastAsia="Times New Roman" w:hAnsi="Times New Roman" w:cs="Times New Roman"/>
+          <w:kern w:val="0"/>
+          <w14:ligatures w14:val="none"/>
+        </w:rPr>
+        <w:t xml:space="preserve"> + </w:t>
+      </w:r>
+      <w:proofErr w:type="spellStart"/>
+      <w:r>
+        <w:rPr>
+          <w:rFonts w:ascii="Times New Roman" w:eastAsia="Times New Roman" w:hAnsi="Times New Roman" w:cs="Times New Roman"/>
+          <w:kern w:val="0"/>
+          <w14:ligatures w14:val="none"/>
+        </w:rPr>
+        <w:t>ΔTool</w:t>
+      </w:r>
+      <w:proofErr w:type="spellEnd"/>
+      <w:r>
+        <w:rPr>
+          <w:rFonts w:ascii="Times New Roman" w:eastAsia="Times New Roman" w:hAnsi="Times New Roman" w:cs="Times New Roman"/>
+          <w:kern w:val="0"/>
+          <w14:ligatures w14:val="none"/>
+        </w:rPr>
+        <w:t xml:space="preserve"> Logic) / </w:t>
+      </w:r>
+      <w:proofErr w:type="spellStart"/>
+      <w:r>
+        <w:rPr>
+          <w:rFonts w:ascii="Times New Roman" w:eastAsia="Times New Roman" w:hAnsi="Times New Roman" w:cs="Times New Roman"/>
+          <w:kern w:val="0"/>
+          <w14:ligatures w14:val="none"/>
+        </w:rPr>
+        <w:t>ΔT_atomic</w:t>
+      </w:r>
+      <w:proofErr w:type="spellEnd"/>
     </w:p>
     <w:p>
       <w:pPr>
@@ -5163,13 +5799,23 @@
           <w14:ligatures w14:val="none"/>
         </w:rPr>
       </w:pPr>
-      <w:r>
-        <w:rPr>
-          <w:rFonts w:ascii="Times New Roman" w:eastAsia="Times New Roman" w:hAnsi="Times New Roman" w:cs="Times New Roman"/>
-          <w:kern w:val="0"/>
-          <w14:ligatures w14:val="none"/>
-        </w:rPr>
-        <w:t>N_connections = neural connectivity growth</w:t>
+      <w:proofErr w:type="spellStart"/>
+      <w:r>
+        <w:rPr>
+          <w:rFonts w:ascii="Times New Roman" w:eastAsia="Times New Roman" w:hAnsi="Times New Roman" w:cs="Times New Roman"/>
+          <w:kern w:val="0"/>
+          <w14:ligatures w14:val="none"/>
+        </w:rPr>
+        <w:t>N_connections</w:t>
+      </w:r>
+      <w:proofErr w:type="spellEnd"/>
+      <w:r>
+        <w:rPr>
+          <w:rFonts w:ascii="Times New Roman" w:eastAsia="Times New Roman" w:hAnsi="Times New Roman" w:cs="Times New Roman"/>
+          <w:kern w:val="0"/>
+          <w14:ligatures w14:val="none"/>
+        </w:rPr>
+        <w:t xml:space="preserve"> = neural connectivity growth</w:t>
       </w:r>
     </w:p>
     <w:p>
@@ -5359,7 +6005,7 @@
           <w14:ligatures w14:val="none"/>
         </w:rPr>
         <w:pict w14:anchorId="7A59F58C">
-          <v:rect id="_x0000_i1075" style="width:0;height:1.5pt" o:hralign="center" o:hrstd="t" o:hr="t" fillcolor="#a0a0a0" stroked="f"/>
+          <v:rect id="_x0000_i1036" style="width:0;height:1.5pt" o:hralign="center" o:hrstd="t" o:hr="t" fillcolor="#a0a0a0" stroked="f"/>
         </w:pict>
       </w:r>
     </w:p>
@@ -5615,7 +6261,25 @@
                 <w:kern w:val="0"/>
                 <w14:ligatures w14:val="none"/>
               </w:rPr>
-              <w:t>Australopithecus teeth mostly plant-based</w:t>
+              <w:t xml:space="preserve">Australopithecus teeth </w:t>
+            </w:r>
+            <w:proofErr w:type="gramStart"/>
+            <w:r>
+              <w:rPr>
+                <w:rFonts w:ascii="Times New Roman" w:eastAsia="Times New Roman" w:hAnsi="Times New Roman" w:cs="Times New Roman"/>
+                <w:kern w:val="0"/>
+                <w14:ligatures w14:val="none"/>
+              </w:rPr>
+              <w:t>mostly</w:t>
+            </w:r>
+            <w:proofErr w:type="gramEnd"/>
+            <w:r>
+              <w:rPr>
+                <w:rFonts w:ascii="Times New Roman" w:eastAsia="Times New Roman" w:hAnsi="Times New Roman" w:cs="Times New Roman"/>
+                <w:kern w:val="0"/>
+                <w14:ligatures w14:val="none"/>
+              </w:rPr>
+              <w:t xml:space="preserve"> plant-based</w:t>
             </w:r>
           </w:p>
         </w:tc>
@@ -5740,13 +6404,23 @@
                 <w14:ligatures w14:val="none"/>
               </w:rPr>
             </w:pPr>
+            <w:proofErr w:type="spellStart"/>
             <w:r>
               <w:rPr>
                 <w:rFonts w:ascii="Times New Roman" w:eastAsia="Times New Roman" w:hAnsi="Times New Roman" w:cs="Times New Roman"/>
                 <w:kern w:val="0"/>
                 <w14:ligatures w14:val="none"/>
               </w:rPr>
-              <w:t>Lomekwi tools</w:t>
+              <w:t>Lomekwi</w:t>
+            </w:r>
+            <w:proofErr w:type="spellEnd"/>
+            <w:r>
+              <w:rPr>
+                <w:rFonts w:ascii="Times New Roman" w:eastAsia="Times New Roman" w:hAnsi="Times New Roman" w:cs="Times New Roman"/>
+                <w:kern w:val="0"/>
+                <w14:ligatures w14:val="none"/>
+              </w:rPr>
+              <w:t xml:space="preserve"> tools</w:t>
             </w:r>
           </w:p>
         </w:tc>
@@ -5876,7 +6550,25 @@
                 <w:kern w:val="0"/>
                 <w14:ligatures w14:val="none"/>
               </w:rPr>
-              <w:t>Gona bones + Oldowan tools</w:t>
+              <w:t xml:space="preserve">Gona bones + </w:t>
+            </w:r>
+            <w:proofErr w:type="spellStart"/>
+            <w:r>
+              <w:rPr>
+                <w:rFonts w:ascii="Times New Roman" w:eastAsia="Times New Roman" w:hAnsi="Times New Roman" w:cs="Times New Roman"/>
+                <w:kern w:val="0"/>
+                <w14:ligatures w14:val="none"/>
+              </w:rPr>
+              <w:t>Oldowan</w:t>
+            </w:r>
+            <w:proofErr w:type="spellEnd"/>
+            <w:r>
+              <w:rPr>
+                <w:rFonts w:ascii="Times New Roman" w:eastAsia="Times New Roman" w:hAnsi="Times New Roman" w:cs="Times New Roman"/>
+                <w:kern w:val="0"/>
+                <w14:ligatures w14:val="none"/>
+              </w:rPr>
+              <w:t xml:space="preserve"> tools</w:t>
             </w:r>
           </w:p>
         </w:tc>
@@ -6363,7 +7055,7 @@
           <w14:ligatures w14:val="none"/>
         </w:rPr>
         <w:pict w14:anchorId="682E03C7">
-          <v:rect id="_x0000_i1076" style="width:0;height:1.5pt" o:hralign="center" o:hrstd="t" o:hr="t" fillcolor="#a0a0a0" stroked="f"/>
+          <v:rect id="_x0000_i1037" style="width:0;height:1.5pt" o:hralign="center" o:hrstd="t" o:hr="t" fillcolor="#a0a0a0" stroked="f"/>
         </w:pict>
       </w:r>
     </w:p>
@@ -6381,6 +7073,7 @@
           <w14:ligatures w14:val="none"/>
         </w:rPr>
       </w:pPr>
+      <w:proofErr w:type="gramStart"/>
       <w:r>
         <w:rPr>
           <w:rFonts w:ascii="Times New Roman" w:eastAsia="Times New Roman" w:hAnsi="Times New Roman" w:cs="Times New Roman"/>
@@ -6393,6 +7086,7 @@
         </w:rPr>
         <w:t>Final Conclusion</w:t>
       </w:r>
+      <w:proofErr w:type="gramEnd"/>
     </w:p>
     <w:p>
       <w:pPr>
@@ -6735,7 +7429,7 @@
           <w14:ligatures w14:val="none"/>
         </w:rPr>
         <w:pict w14:anchorId="4853D650">
-          <v:rect id="_x0000_i1077" style="width:0;height:1.5pt" o:hralign="center" o:hrstd="t" o:hr="t" fillcolor="#a0a0a0" stroked="f"/>
+          <v:rect id="_x0000_i1038" style="width:0;height:1.5pt" o:hralign="center" o:hrstd="t" o:hr="t" fillcolor="#a0a0a0" stroked="f"/>
         </w:pict>
       </w:r>
     </w:p>
@@ -6817,25 +7511,71 @@
           <w:kern w:val="0"/>
           <w14:ligatures w14:val="none"/>
         </w:rPr>
-        <w:t>Nature. Lomekwi 3 Stone Tools and Early Hominin Tool Use.</w:t>
-      </w:r>
-    </w:p>
-    <w:p>
-      <w:pPr>
-        <w:spacing w:before="100" w:beforeAutospacing="1" w:after="100" w:afterAutospacing="1" w:line="240" w:lineRule="auto"/>
-        <w:rPr>
-          <w:rFonts w:ascii="Times New Roman" w:eastAsia="Times New Roman" w:hAnsi="Times New Roman" w:cs="Times New Roman"/>
-          <w:kern w:val="0"/>
-          <w14:ligatures w14:val="none"/>
-        </w:rPr>
-      </w:pPr>
-      <w:r>
-        <w:rPr>
-          <w:rFonts w:ascii="Times New Roman" w:eastAsia="Times New Roman" w:hAnsi="Times New Roman" w:cs="Times New Roman"/>
-          <w:kern w:val="0"/>
-          <w14:ligatures w14:val="none"/>
-        </w:rPr>
-        <w:t>Semaw, S. Gona Oldowan Tools and Butchered Bones.</w:t>
+        <w:t xml:space="preserve">Nature. </w:t>
+      </w:r>
+      <w:proofErr w:type="spellStart"/>
+      <w:r>
+        <w:rPr>
+          <w:rFonts w:ascii="Times New Roman" w:eastAsia="Times New Roman" w:hAnsi="Times New Roman" w:cs="Times New Roman"/>
+          <w:kern w:val="0"/>
+          <w14:ligatures w14:val="none"/>
+        </w:rPr>
+        <w:t>Lomekwi</w:t>
+      </w:r>
+      <w:proofErr w:type="spellEnd"/>
+      <w:r>
+        <w:rPr>
+          <w:rFonts w:ascii="Times New Roman" w:eastAsia="Times New Roman" w:hAnsi="Times New Roman" w:cs="Times New Roman"/>
+          <w:kern w:val="0"/>
+          <w14:ligatures w14:val="none"/>
+        </w:rPr>
+        <w:t xml:space="preserve"> 3 Stone Tools and Early Hominin Tool Use.</w:t>
+      </w:r>
+    </w:p>
+    <w:p>
+      <w:pPr>
+        <w:spacing w:before="100" w:beforeAutospacing="1" w:after="100" w:afterAutospacing="1" w:line="240" w:lineRule="auto"/>
+        <w:rPr>
+          <w:rFonts w:ascii="Times New Roman" w:eastAsia="Times New Roman" w:hAnsi="Times New Roman" w:cs="Times New Roman"/>
+          <w:kern w:val="0"/>
+          <w14:ligatures w14:val="none"/>
+        </w:rPr>
+      </w:pPr>
+      <w:proofErr w:type="spellStart"/>
+      <w:r>
+        <w:rPr>
+          <w:rFonts w:ascii="Times New Roman" w:eastAsia="Times New Roman" w:hAnsi="Times New Roman" w:cs="Times New Roman"/>
+          <w:kern w:val="0"/>
+          <w14:ligatures w14:val="none"/>
+        </w:rPr>
+        <w:t>Semaw</w:t>
+      </w:r>
+      <w:proofErr w:type="spellEnd"/>
+      <w:r>
+        <w:rPr>
+          <w:rFonts w:ascii="Times New Roman" w:eastAsia="Times New Roman" w:hAnsi="Times New Roman" w:cs="Times New Roman"/>
+          <w:kern w:val="0"/>
+          <w14:ligatures w14:val="none"/>
+        </w:rPr>
+        <w:t xml:space="preserve">, S. Gona </w:t>
+      </w:r>
+      <w:proofErr w:type="spellStart"/>
+      <w:r>
+        <w:rPr>
+          <w:rFonts w:ascii="Times New Roman" w:eastAsia="Times New Roman" w:hAnsi="Times New Roman" w:cs="Times New Roman"/>
+          <w:kern w:val="0"/>
+          <w14:ligatures w14:val="none"/>
+        </w:rPr>
+        <w:t>Oldowan</w:t>
+      </w:r>
+      <w:proofErr w:type="spellEnd"/>
+      <w:r>
+        <w:rPr>
+          <w:rFonts w:ascii="Times New Roman" w:eastAsia="Times New Roman" w:hAnsi="Times New Roman" w:cs="Times New Roman"/>
+          <w:kern w:val="0"/>
+          <w14:ligatures w14:val="none"/>
+        </w:rPr>
+        <w:t xml:space="preserve"> Tools and Butchered Bones.</w:t>
       </w:r>
     </w:p>
     <w:p>
@@ -6928,7 +7668,55 @@
         <w:t>Paleoanthropology and evolutionary anthropology sources on fossil teeth and enamel growth.</w:t>
       </w:r>
     </w:p>
-    <w:p/>
+    <w:p>
+      <w:r>
+        <w:rPr>
+          <w:noProof/>
+        </w:rPr>
+        <w:lastRenderedPageBreak/>
+        <w:drawing>
+          <wp:inline distT="0" distB="0" distL="0" distR="0" wp14:anchorId="259FA48C" wp14:editId="13EF5019">
+            <wp:extent cx="5486400" cy="8229600"/>
+            <wp:effectExtent l="0" t="0" r="0" b="0"/>
+            <wp:docPr id="2034508160" name="Picture 1"/>
+            <wp:cNvGraphicFramePr>
+              <a:graphicFrameLocks xmlns:a="http://schemas.openxmlformats.org/drawingml/2006/main" noChangeAspect="1"/>
+            </wp:cNvGraphicFramePr>
+            <a:graphic xmlns:a="http://schemas.openxmlformats.org/drawingml/2006/main">
+              <a:graphicData uri="http://schemas.openxmlformats.org/drawingml/2006/picture">
+                <pic:pic xmlns:pic="http://schemas.openxmlformats.org/drawingml/2006/picture">
+                  <pic:nvPicPr>
+                    <pic:cNvPr id="2034508160" name="Picture 2034508160"/>
+                    <pic:cNvPicPr/>
+                  </pic:nvPicPr>
+                  <pic:blipFill>
+                    <a:blip r:embed="rId4">
+                      <a:extLst>
+                        <a:ext uri="{28A0092B-C50C-407E-A947-70E740481C1C}">
+                          <a14:useLocalDpi xmlns:a14="http://schemas.microsoft.com/office/drawing/2010/main" val="0"/>
+                        </a:ext>
+                      </a:extLst>
+                    </a:blip>
+                    <a:stretch>
+                      <a:fillRect/>
+                    </a:stretch>
+                  </pic:blipFill>
+                  <pic:spPr>
+                    <a:xfrm>
+                      <a:off x="0" y="0"/>
+                      <a:ext cx="5486400" cy="8229600"/>
+                    </a:xfrm>
+                    <a:prstGeom prst="rect">
+                      <a:avLst/>
+                    </a:prstGeom>
+                  </pic:spPr>
+                </pic:pic>
+              </a:graphicData>
+            </a:graphic>
+          </wp:inline>
+        </w:drawing>
+      </w:r>
+    </w:p>
     <w:sectPr>
       <w:pgSz w:w="12240" w:h="15840"/>
       <w:pgMar w:top="1440" w:right="1440" w:bottom="1440" w:left="1440" w:header="720" w:footer="720" w:gutter="0"/>
